--- a/editions/annotated/George-Douglas-Annotated-Transcription-Volume-III.docx
+++ b/editions/annotated/George-Douglas-Annotated-Transcription-Volume-III.docx
@@ -33,7 +33,7 @@
         <w:pStyle w:val="GuideBody"/>
       </w:pPr>
       <w:r>
-        <w:t>Version 1.0</w:t>
+        <w:t>Version 1.1</w:t>
         <w:br/>
         <w:t>September 2026</w:t>
       </w:r>
@@ -132,7 +132,7 @@
         <w:pStyle w:val="GuideBody"/>
       </w:pPr>
       <w:r>
-        <w:t>Prepared for Volney Douglas with AI assistance in September 2026, from visual reading of the supplied scans. Each scan received an initial reading; selected doubtful passages received a focused second reading. The page inventory identifies the review level. This edition has not received an independent human transcription check or repository approval. It is offered for scholarly review and correction, and does not replace the source images.</w:t>
+        <w:t>Prepared for Volney Douglas with AI assistance in September 2026, from visual reading of the supplied scans. Each scan received an initial reading. Version 1.1 adds local OCR processing of all 193 pages containing the original 1,200 uncertainties, and applies selected image-checked corrections. OCR completion is not a complete new visual check; the item ledger records which passages were individually adjudicated. The page inventory identifies the review level. This edition has not received an independent human transcription check or repository approval. It is offered for scholarly review and correction, and does not replace the source images.</w:t>
       </w:r>
     </w:p>
     <w:p>
@@ -212,7 +212,7 @@
         <w:pStyle w:val="GuideBody"/>
       </w:pPr>
       <w:r>
-        <w:t>A page ID such as 05-025 means source 05, PDF scan page 25, counting the cover as page 1. A block ID such as 05-025-P02 adds the second transcript paragraph or block. These are editorial locators; they are not manuscript page numbers. Suggested citation: George Douglas Papers annotated transcription, version 1.0, 05-025-P02; corresponding source 05, scan page 25. For a correction, give that locator, the existing wording, a proposed reading, and the image or other evidence supporting it.</w:t>
+        <w:t>A page ID such as 05-025 means source 05, PDF scan page 25, counting the cover as page 1. A block ID such as 05-025-P02 adds the second transcript paragraph or block. These are editorial locators; they are not manuscript page numbers. Suggested citation: George Douglas Papers annotated transcription, version 1.1, 05-025-P02; corresponding source 05, scan page 25. For a correction, give that locator, the existing wording, a proposed reading, and the image or other evidence supporting it.</w:t>
       </w:r>
     </w:p>
     <w:p>
@@ -1909,16 +1909,15 @@
         <w:br/>
         <w:t>2½ Oclock P.M.</w:t>
         <w:br/>
-        <w:t xml:space="preserve">By </w:t>
-      </w:r>
-      <w:r>
-        <w:rPr>
-          <w:i/>
-        </w:rPr>
-        <w:t>[[A?]]</w:t>
-      </w:r>
-      <w:r>
-        <w:t xml:space="preserve"> Hawkins Clk</w:t>
+      </w:r>
+      <w:r>
+        <w:rPr>
+          <w:i/>
+        </w:rPr>
+        <w:t>[[By?]]</w:t>
+      </w:r>
+      <w:r>
+        <w:t xml:space="preserve"> F Hawkins Clk</w:t>
         <w:br/>
         <w:t>C.C.E.C.</w:t>
       </w:r>
@@ -1950,7 +1949,7 @@
         <w:t xml:space="preserve">Editorial note. </w:t>
       </w:r>
       <w:r>
-        <w:t>The clerk’s given-name initial is tentative.</w:t>
+        <w:t>The initial before Hawkins reads F. The preceding abbreviation is uncertain and may be Benj; it is not silently expanded.</w:t>
       </w:r>
     </w:p>
     <w:p>
@@ -2907,15 +2906,7 @@
         <w:br/>
         <w:t>Bardsdale, Calif</w:t>
         <w:br/>
-      </w:r>
-      <w:r>
-        <w:rPr>
-          <w:i/>
-        </w:rPr>
-        <w:t>[[Sat?]]</w:t>
-      </w:r>
-      <w:r>
-        <w:t xml:space="preserve"> 29, 1893</w:t>
+        <w:t>Sat 29, 1893</w:t>
       </w:r>
     </w:p>
     <w:p>
@@ -3032,7 +3023,7 @@
         <w:t xml:space="preserve">05-036-P01   </w:t>
       </w:r>
       <w:r>
-        <w:t>Bardsdale, Sep, 29th, 1893.</w:t>
+        <w:t>Bardsdale, Sat, 29th, 1893.</w:t>
       </w:r>
     </w:p>
     <w:p>
@@ -3133,7 +3124,7 @@
         <w:t xml:space="preserve">Editorial note. </w:t>
       </w:r>
       <w:r>
-        <w:t>The top-margin addition is inverted in the scan and is transcribed after the main text.</w:t>
+        <w:t>The top-margin addition is inverted in the scan and is transcribed after the main text. Image review September 2026. The heading reads Sat literally. The earlier Sep and its expansion to September have been withdrawn; the month is not established by this heading.</w:t>
       </w:r>
     </w:p>
     <w:p>
@@ -3165,16 +3156,7 @@
         <w:t xml:space="preserve">05-037-P01   </w:t>
       </w:r>
       <w:r>
-        <w:t xml:space="preserve">says “togezzer” (together) with the store. One day he came from the P.O. &amp; said “Grandma </w:t>
-      </w:r>
-      <w:r>
-        <w:rPr>
-          <w:i/>
-        </w:rPr>
-        <w:t>[[Chadens?]]</w:t>
-      </w:r>
-      <w:r>
-        <w:t xml:space="preserve"> house isn’t togezzer is it Mamma?” “Ours is though” He noticed that her Post Office doesn’t join her dwelling, while our store does—dont you think him quite observant? Mr. Headrick has been down with his back, for two weeks, till he could scarcely move, but is much better now—last week he wasn’t able to help me work, at all, so I did it (a small washing) alone as you know I am better, I sat &amp; rinsed them in a bucket. Used all the rain water, so I didn’t get it done this week. Mrs. </w:t>
+        <w:t xml:space="preserve">says “togezzer” (together) with the store. One day he came from the P.O. &amp; said “Grandma Chadsey's house isn’t togezzer is it Mamma?” “Ours is though” He noticed that her Post Office doesn’t join her dwelling, while our store does—dont you think him quite observant? Mr. Headrick has been down with his back, for two weeks, till he could scarcely move, but is much better now—last week he wasn’t able to help me work, at all, so I did it (a small washing) alone as you know I am better, I sat &amp; rinsed them in a bucket. Used all the rain water, so I didn’t get it done this week. Mrs. </w:t>
       </w:r>
       <w:r>
         <w:rPr>
@@ -3574,16 +3556,7 @@
         <w:t xml:space="preserve">05-044-P01   </w:t>
       </w:r>
       <w:r>
-        <w:t xml:space="preserve">you her kindest regards, &amp; you dont know how glad she was to get out of these mountains; but I just guess you do, as you were just as glad. One day Elmo came in &amp; said, “I wouldn’t live in Mrs. H. </w:t>
-      </w:r>
-      <w:r>
-        <w:rPr>
-          <w:i/>
-        </w:rPr>
-        <w:t>[[Chadens?]]</w:t>
-      </w:r>
-      <w:r>
-        <w:t xml:space="preserve"> house, would you, Mamma, with a barn pieced on?” He also said he thought the cause of his stomach hurting him lately was, that his Papa didn’t clean him good one day when I was away”—Now you &amp; Ellen shake your sides.</w:t>
+        <w:t>you her kindest regards, &amp; you dont know how glad she was to get out of these mountains; but I just guess you do, as you were just as glad. One day Elmo came in &amp; said, “I wouldn’t live in Mrs. H. Chadsey's house, would you, Mamma, with a barn pieced on?” He also said he thought the cause of his stomach hurting him lately was, that his Papa didn’t clean him good one day when I was away”—Now you &amp; Ellen shake your sides.</w:t>
       </w:r>
     </w:p>
     <w:p>
@@ -3613,7 +3586,7 @@
         <w:t xml:space="preserve">Editorial note. </w:t>
       </w:r>
       <w:r>
-        <w:t>The opening appears to continue a different leaf from the preceding scan. Source order is retained; the surname is uncertain.</w:t>
+        <w:t>The opening appears to continue a different leaf from the preceding scan. Source order is retained. Image review supports Chadsey’s as the surname.</w:t>
       </w:r>
     </w:p>
     <w:p>
@@ -4210,16 +4183,7 @@
         <w:t>[[Cenesto?]]</w:t>
       </w:r>
       <w:r>
-        <w:t xml:space="preserve">, and put the whole responsibility on me, and after my doing my utmost, and at the same time looking after the children, keeping them out of the ditch &amp; from running off, at the same time putting up with Marlin’s tormenting Elmo, chewing his ear, and the like racketting, &amp; the responsibility of the store, after all these annoyances, the dress didn’t fit any where but to Mrs. </w:t>
-      </w:r>
-      <w:r>
-        <w:rPr>
-          <w:i/>
-        </w:rPr>
-        <w:t>[[Timmons?]]</w:t>
-      </w:r>
-      <w:r>
-        <w:t xml:space="preserve"> &amp; Hattie were both completely outdone &amp; seemed, to blame me, and I was surely sick—couldn’t compose my nerves, so as to sleep, for some time. If ever I devoutly thanked my Maker for quiet &amp; rest, it was that night.</w:t>
+        <w:t>, and put the whole responsibility on me, and after my doing my utmost, and at the same time looking after the children, keeping them out of the ditch &amp; from running off, at the same time putting up with Marlin’s tormenting Elmo, chewing his ear, and the like racketting, &amp; the responsibility of the store, after all these annoyances, the dress didn’t fit any where but to Mrs. Timmons &amp; Hattie were both completely outdone &amp; seemed, to blame me, and I was surely sick—couldn’t compose my nerves, so as to sleep, for some time. If ever I devoutly thanked my Maker for quiet &amp; rest, it was that night.</w:t>
       </w:r>
     </w:p>
     <w:p>
@@ -4233,7 +4197,7 @@
         <w:t xml:space="preserve">Editorial note. </w:t>
       </w:r>
       <w:r>
-        <w:t>Page is inverted and begins mid-sentence; its opening does not continue the preceding scan. Two names remain uncertain.</w:t>
+        <w:t>Page is inverted and begins mid-sentence; its opening does not continue the preceding scan. Timmons is supported by image review; the other marked name remains uncertain.</w:t>
       </w:r>
     </w:p>
     <w:p>
@@ -4274,16 +4238,7 @@
         <w:t>[[Wigart?]]</w:t>
       </w:r>
       <w:r>
-        <w:t xml:space="preserve"> on the subject of religion, &amp; she doesn’t think water baptism, at all, essential to salvation; but still she thinks perhaps, sometime, she will be immersed—adding, she always had an idea if she ever did, the spirit would descend on her, in the shape of a dove, just as it did on Christ. Now you &amp; Ellen, please just dont hurt yourselves laughing at the woeful disappointment, she is going to realize. Last week Mr. H. went over the mountains &amp; worked three days. Hattie stayed with me. Mrs. </w:t>
-      </w:r>
-      <w:r>
-        <w:rPr>
-          <w:i/>
-        </w:rPr>
-        <w:t>[[Timmons?]]</w:t>
-      </w:r>
-      <w:r>
-        <w:t xml:space="preserve"> came down one day, with a dress for Hattie for me to cut &amp; fit. She had tried before, to ring me into it; but I</w:t>
+        <w:t xml:space="preserve"> on the subject of religion, &amp; she doesn’t think water baptism, at all, essential to salvation; but still she thinks perhaps, sometime, she will be immersed—adding, she always had an idea if she ever did, the spirit would descend on her, in the shape of a dove, just as it did on Christ. Now you &amp; Ellen, please just dont hurt yourselves laughing at the woeful disappointment, she is going to realize. Last week Mr. H. went over the mountains &amp; worked three days. Hattie stayed with me. Mrs. Timmons came down one day, with a dress for Hattie for me to cut &amp; fit. She had tried before, to ring me into it; but I</w:t>
       </w:r>
     </w:p>
     <w:p>
@@ -5877,15 +5832,7 @@
         <w:t>[[flee?]]</w:t>
       </w:r>
       <w:r>
-        <w:t xml:space="preserve"> </w:t>
-      </w:r>
-      <w:r>
-        <w:rPr>
-          <w:i/>
-        </w:rPr>
-        <w:t>[[door?]]</w:t>
-      </w:r>
-      <w:r>
+        <w:t xml:space="preserve"> door</w:t>
         <w:br/>
         <w:t>Clouds above—the darkness falling</w:t>
         <w:br/>
@@ -5931,7 +5878,7 @@
         <w:t xml:space="preserve">Editorial note. </w:t>
       </w:r>
       <w:r>
-        <w:t>Lineation follows the manuscript verse. Two words at the end of the fourth line of the second stanza are uncertain.</w:t>
+        <w:t>Lineation follows the manuscript verse. Image review supports door in the second stanza; the preceding marked word remains tentative.</w:t>
       </w:r>
     </w:p>
     <w:p>
@@ -7350,15 +7297,8 @@
         </w:rPr>
         <w:t xml:space="preserve">05-078-P01   </w:t>
       </w:r>
-      <w:r/>
-      <w:r>
-        <w:rPr>
-          <w:i/>
-        </w:rPr>
-        <w:t>[[Of?]]</w:t>
-      </w:r>
-      <w:r>
-        <w:t xml:space="preserve"> all the thoughts enclosed in the language of Inspiration </w:t>
+      <w:r>
+        <w:t xml:space="preserve">Of all the thoughts enclosed in the language of Inspiration </w:t>
       </w:r>
       <w:r>
         <w:rPr>
@@ -13228,7 +13168,7 @@
         <w:t xml:space="preserve">Editorial note. </w:t>
       </w:r>
       <w:r>
-        <w:t>Acknowledgment attached over the earlier deed. Its 1893 date is distinct from the 1886 date in the deed.</w:t>
+        <w:t>Acknowledgment attached over the earlier deed. Its 1893 date is distinct from the 1886 date in the deed. Image review September 2026. 05-137-P01: the clipped acreage wording is preserved on the same deed in 05-135-P01 as thirty acres more or less. 05-137-P01: the deed text hidden by the separate acknowledgment continues in 05-135-P02, beginning unto the Said Lizzie Douglas her heirs and assigns forever. The obstruction remains marked in scan 137.</w:t>
       </w:r>
     </w:p>
     <w:p>
@@ -13941,15 +13881,7 @@
         <w:br/>
         <w:t>THE STATE OF TEXAS,</w:t>
         <w:br/>
-        <w:t xml:space="preserve">County of </w:t>
-      </w:r>
-      <w:r>
-        <w:rPr>
-          <w:i/>
-        </w:rPr>
-        <w:t>[[Ellis?]]</w:t>
-      </w:r>
-      <w:r>
+        <w:t>County of Ellis</w:t>
         <w:br/>
         <w:t xml:space="preserve">I, </w:t>
       </w:r>
@@ -14045,16 +13977,7 @@
       </w:r>
       <w:r>
         <w:br/>
-        <w:t xml:space="preserve">Clerk County Court </w:t>
-      </w:r>
-      <w:r>
-        <w:rPr>
-          <w:i/>
-        </w:rPr>
-        <w:t>[[Ellis?]]</w:t>
-      </w:r>
-      <w:r>
-        <w:t xml:space="preserve"> County</w:t>
+        <w:t>Clerk County Court Ellis County</w:t>
         <w:br/>
         <w:t xml:space="preserve">By </w:t>
       </w:r>
@@ -14520,7 +14443,7 @@
         <w:t xml:space="preserve">Editorial note. </w:t>
       </w:r>
       <w:r>
-        <w:t>Continuation of 05-145 with an overlapping repeat at the top. Several signatures and acknowledgment text are in deep shadow. The acknowledgments are more fully visible on 05-147–149; they are transcribed from those scans rather than silently filling this image’s gaps.</w:t>
+        <w:t>Continuation of 05-145 with an overlapping repeat at the top. Several signatures and acknowledgment text are in deep shadow. The acknowledgments are more fully visible on 05-147–149; they are transcribed from those scans rather than silently filling this image’s gaps. Image review September 2026. 05-146-P01: Survey description continues from 05-145-P03. The same lines beginning 18 varas an Elm recur on both scans. The preceding image exposes the survey text above that point, including the cedar bearing. Retain the cropped-top marker and link the earlier scan; this does not count as newly reading the same survey twice. 05-146-P03: 2nd, verified on 05-147-P01. The shaded date on scan 146 is consistent with 2nd; scan 147 exposes the same dated line and clearly reads 2nd. Record the witness explicitly rather than claiming all three characters are clear in the shaded scan. 05-146-P03: Jany, verified on 05-147-P01. The date line, seal and A. O. Walker signature align across the scans. The clearer copy shows the abbreviation Jany. Preserve that abbreviation in a supplied witness note, not the expanded January. 05-146-P04: Remainder of Mary Roper’s acknowledgment is visible on 05-147-P02. The printed and inserted handwritten names align exactly. The clearer scan exposes the remainder beginning been examined by me privily and apart from her husband and its dated signature. The shadow/crop marker remains on scan 146, with a reference to the complete acknowledgment.</w:t>
       </w:r>
     </w:p>
     <w:p>
@@ -14703,7 +14626,7 @@
         <w:t xml:space="preserve">Editorial note. </w:t>
       </w:r>
       <w:r>
-        <w:t>Several attached acknowledgments overlap. The last fragment is the lower part of 05-149. The first fragment does not reveal the acknowledging party in this scan.</w:t>
+        <w:t>Several attached acknowledgments overlap. The last fragment is the lower part of 05-149. The first fragment does not reveal the acknowledging party in this scan. Image review September 2026. 05-147-P04: Covered opening appears on 05-149-P02. The exposed continuation of the Said E L Winniford matches the uncovered acknowledgment in scan 149. The name of the notary remains partly unresolved there; do not import the earlier Raept Sudris guess as certain text. 05-147-P04: Continuation and closing visible on 05-149-P02–P03. The text ending consideration therein Expressed is followed in the uncovered scan by and that She did not wish to retract it and the dated closing. Retain the crop marker and cite the fuller witness.</w:t>
       </w:r>
     </w:p>
     <w:p>
@@ -14849,7 +14772,7 @@
         <w:t xml:space="preserve">Editorial note. </w:t>
       </w:r>
       <w:r>
-        <w:t>The Alice E. McCrary acknowledgment repeats 05-147. Underlying handwritten text is shown without the overlying sheets on 05-149.</w:t>
+        <w:t>The Alice E. McCrary acknowledgment repeats 05-147. Underlying handwritten text is shown without the overlying sheets on 05-149. Image review September 2026. 05-148-P03: Covered opening appears on 05-149-P02. The lower exposed words and their line breaks match the same underlying sheet shown fully in 05-149. Keep the obstruction marker and link that witness; this duplicates the finding for 05-147-U002. 05-148-P03: and Seal this Fourth, verified on 05-149-P03. The obscured closing aligns with the uncovered scan. Brightening scan 148 does not independently recover every letter; scan 149 visibly supplies and Seal this Fourth. 05-148-P03: Closing signature and commission note continue on 05-149-P03. The complete underlying sheet carries the date, notary’s signature, office and commission-expiry note. Preserve uncertainties in those elements, including the given name and expiry reading, rather than filling the cropped area with confident guesses.</w:t>
       </w:r>
     </w:p>
     <w:p>
@@ -14905,10 +14828,10 @@
         <w:rPr>
           <w:i/>
         </w:rPr>
-        <w:t>[[Raept Sudris?]]</w:t>
-      </w:r>
-      <w:r>
-        <w:t xml:space="preserve"> a notary Public for Said Territory and County on this day personally appeared E L. Winniford &amp; Millie Winniford wife of E L Winniford Known to me to be the Persons whose names are Subscribed to the foregoing Instrument and acknowledged to me that they Executed the Same for the purpose and Consideration therein Expressed and the Said Millie Winniford wife of the Said E L Winniford having been Examined by me privily and apart from her husband and having the Same by Me fully explained to her, She the Said Milly Winniford acknowledged such instrument to me to be her act and deed and She declared that she had </w:t>
+        <w:t>[[illegible: given name]]</w:t>
+      </w:r>
+      <w:r>
+        <w:t xml:space="preserve"> Guthrie a notary Public for Said Territory and County on this day personally appeared E L. Winniford &amp; Millie Winniford wife of E L Winniford Known to me to be the Persons whose names are Subscribed to the foregoing Instrument and acknowledged to me that they Executed the Same for the purpose and Consideration therein Expressed and the Said Millie Winniford wife of the Said E L Winniford having been Examined by me privily and apart from her husband and having the Same by Me fully explained to her, She the Said Milly Winniford acknowledged such instrument to me to be her act and deed and She declared that she had </w:t>
       </w:r>
       <w:r>
         <w:rPr>
@@ -14940,9 +14863,10 @@
         <w:rPr>
           <w:i/>
         </w:rPr>
-        <w:t>[[Raept Sudris?]]</w:t>
-      </w:r>
-      <w:r>
+        <w:t>[[illegible: given name]]</w:t>
+      </w:r>
+      <w:r>
+        <w:t xml:space="preserve"> Guthrie</w:t>
         <w:br/>
         <w:t>Notary Public</w:t>
         <w:br/>
@@ -14968,7 +14892,7 @@
         <w:t xml:space="preserve">Editorial note. </w:t>
       </w:r>
       <w:r>
-        <w:t>Notary’s name and commission-expiration notation remain uncertain. Millie and Milly are retained as they appear. The expiration notation should not be reconciled silently with the acknowledgment date.</w:t>
+        <w:t>Notary’s name and commission-expiration notation remain uncertain. Millie and Milly are retained as they appear. The expiration notation should not be reconciled silently with the acknowledgment date. Image review September 2026. 05-149-P02: Guthrie is legible; the notary given name remains unread. 05-149-P03: Guthrie is legible; the notary given name remains unread.</w:t>
       </w:r>
     </w:p>
     <w:p>
@@ -15595,16 +15519,7 @@
         <w:br/>
         <w:t>Clerk County Court, Ellis Co. Texas</w:t>
         <w:br/>
-        <w:t xml:space="preserve">By </w:t>
-      </w:r>
-      <w:r>
-        <w:rPr>
-          <w:i/>
-        </w:rPr>
-        <w:t>[[A. Lasswell?]]</w:t>
-      </w:r>
-      <w:r>
-        <w:t xml:space="preserve"> Deputy.</w:t>
+        <w:t>By A. Lasswell Deputy.</w:t>
         <w:br/>
         <w:t>92 p 576</w:t>
         <w:br/>
@@ -15806,16 +15721,7 @@
         <w:br/>
         <w:t>Clerk District Court Ellis County Texas.</w:t>
         <w:br/>
-        <w:t xml:space="preserve">Per H. E. </w:t>
-      </w:r>
-      <w:r>
-        <w:rPr>
-          <w:i/>
-        </w:rPr>
-        <w:t>[[Mills?]]</w:t>
-      </w:r>
-      <w:r>
-        <w:t xml:space="preserve"> Deputy.</w:t>
+        <w:t>Per H. C. Wise Deputy.</w:t>
       </w:r>
     </w:p>
     <w:p>
@@ -15829,7 +15735,7 @@
         <w:t xml:space="preserve">Editorial note. </w:t>
       </w:r>
       <w:r>
-        <w:t>Conclusion of the deed whose opening is scanned next, at 05-158. Docket and printed certificate give differing page references and times; both are retained as read. Deputy signature is uncertain.</w:t>
+        <w:t>Conclusion of the deed whose opening is scanned next, at 05-158. Docket and printed certificate give differing page references and times; both are retained as read. Image review supports the deputy signature H. C. Wise.</w:t>
       </w:r>
     </w:p>
     <w:p>
@@ -15953,7 +15859,7 @@
       <w:jc w:val="right"/>
     </w:pPr>
     <w:r>
-      <w:t xml:space="preserve">Version 1.0  •  </w:t>
+      <w:t xml:space="preserve">Version 1.1  •  </w:t>
     </w:r>
     <w:r>
       <w:fldChar w:fldCharType="begin"/>
